--- a/checklist/pages/zgody-klauzule-i-regulamin-newslettera/zgody-klauzule-i-regulamin-newslettera.en.docx
+++ b/checklist/pages/zgody-klauzule-i-regulamin-newslettera/zgody-klauzule-i-regulamin-newslettera.en.docx
@@ -42,54 +42,7 @@
         <w:pStyle w:val="Heading1"/>
       </w:pPr>
       <w:r>
-        <w:t>2. Consent checkboxes</w:t>
-      </w:r>
-    </w:p>
-    <w:p>
-      <w:r>
-        <w:t>Required (purchase / registration):</w:t>
-      </w:r>
-    </w:p>
-    <w:p>
-      <w:pPr>
-        <w:pStyle w:val="ListBullet"/>
-      </w:pPr>
-      <w:r>
-        <w:t>I accept the Terms and Conditions and the Privacy Policy. [required field]</w:t>
-      </w:r>
-    </w:p>
-    <w:p>
-      <w:r>
-        <w:t>Optional:</w:t>
-      </w:r>
-    </w:p>
-    <w:p>
-      <w:pPr>
-        <w:pStyle w:val="ListBullet"/>
-      </w:pPr>
-      <w:r>
-        <w:t>I would like to receive the newsletter with information about new arrivals and offers from La Petite Bloom at the e-mail address provided. [optional]</w:t>
-      </w:r>
-    </w:p>
-    <w:p>
-      <w:pPr>
-        <w:pStyle w:val="ListBullet"/>
-      </w:pPr>
-      <w:r>
-        <w:t>I consent to receiving marketing information by electronic means (e-mail), in accordance with the applicable regulations and with the Privacy Policy. [optional]</w:t>
-      </w:r>
-    </w:p>
-    <w:p>
-      <w:r>
-        <w:t>Consents must be voluntary, NOT ticked by default and separate from the acceptance of the Terms and Conditions.</w:t>
-      </w:r>
-    </w:p>
-    <w:p>
-      <w:pPr>
-        <w:pStyle w:val="Heading1"/>
-      </w:pPr>
-      <w:r>
-        <w:t>3. Newsletter terms</w:t>
+        <w:t>2. Newsletter terms</w:t>
       </w:r>
     </w:p>
     <w:p>
@@ -125,34 +78,6 @@
       </w:r>
     </w:p>
     <w:p>
-      <w:pPr>
-        <w:pStyle w:val="Heading1"/>
-      </w:pPr>
-      <w:r>
-        <w:t>4. Cookie banner text (Cookiebot)</w:t>
-      </w:r>
-    </w:p>
-    <w:p>
-      <w:r>
-        <w:t>Heading: “We care about your privacy”.</w:t>
-      </w:r>
-    </w:p>
-    <w:p>
-      <w:r>
-        <w:t>Body: “We use cookies that are necessary for the store to work and — with your consent — analytical and marketing cookies. You can accept all, reject the optional ones or choose your settings.”</w:t>
-      </w:r>
-    </w:p>
-    <w:p>
-      <w:r>
-        <w:t>Buttons: “Accept all” · “Reject optional” · “Settings”.</w:t>
-      </w:r>
-    </w:p>
-    <w:p>
-      <w:r>
-        <w:t>Categories in the settings: Necessary (always active) · Analytical · Marketing.</w:t>
-      </w:r>
-    </w:p>
-    <w:p>
       <w:r>
         <w:br w:type="page"/>
       </w:r>
@@ -180,23 +105,6 @@
           <w:sz w:val="18"/>
         </w:rPr>
         <w:t>https://lapetitebloom.com/en/privacy-policy</w:t>
-      </w:r>
-    </w:p>
-    <w:p>
-      <w:pPr>
-        <w:pStyle w:val="ListBullet"/>
-      </w:pPr>
-      <w:r>
-        <w:rPr>
-          <w:b/>
-        </w:rPr>
-        <w:t xml:space="preserve">the Terms and Conditions — </w:t>
-      </w:r>
-      <w:r>
-        <w:rPr>
-          <w:sz w:val="18"/>
-        </w:rPr>
-        <w:t>https://lapetitebloom.com/en/terms-of-use</w:t>
       </w:r>
     </w:p>
     <w:sectPr>

--- a/checklist/pages/zgody-klauzule-i-regulamin-newslettera/zgody-klauzule-i-regulamin-newslettera.en.docx
+++ b/checklist/pages/zgody-klauzule-i-regulamin-newslettera/zgody-klauzule-i-regulamin-newslettera.en.docx
@@ -21,7 +21,7 @@
     </w:p>
     <w:p>
       <w:r>
-        <w:t>La Petite Bloom online store · LPB Sp. z o.o. · in force from 24.06.2026</w:t>
+        <w:t>La Petite Bloom online store · LPB Sp. z o.o. · in force from 01.09.2026 · version 1.0</w:t>
       </w:r>
     </w:p>
     <w:p>
